--- a/template/Duke-Coursera-Specialization-Design-Template.docx
+++ b/template/Duke-Coursera-Specialization-Design-Template.docx
@@ -1037,7 +1037,7 @@
                 <w:color w:val="8A93A3"/>
                 <w:sz w:val="19"/>
               </w:rPr>
-              <w:t>[ 12–48 hours ]</w:t>
+              <w:t>[ 8–48 hours ]</w:t>
             </w:r>
           </w:p>
         </w:tc>
